--- a/exports/chapters/Глава_36.docx
+++ b/exports/chapters/Глава_36.docx
@@ -9267,7 +9267,41 @@
           <w:sz w:val="24"/>
           <w:szCs w:val="24"/>
         </w:rPr>
-        <w:t xml:space="preserve">— Всё, — сказала Элизабет. — Ты держалась в поле пять месяцев без магии, среди людей, которые сильнее тебя во всём. Ты не сломалась, когда рядом умирали. Ты не соврала на совещании и не сказала лишнего. И на камне ты сделала то, на что у большинства не хватает духа.</w:t>
+        <w:t xml:space="preserve">— Всё, — сказала Элизабет.</w:t>
+      </w:r>
+    </w:p>
+    <w:p>
+      <w:pPr>
+        <w:widowControl/>
+        <w:spacing w:before="0" w:after="0" w:line="360"/>
+        <w:ind w:firstLine="709"/>
+        <w:jc w:val="both"/>
+      </w:pPr>
+      <w:r>
+        <w:rPr>
+          <w:rFonts w:ascii="Times New Roman" w:cs="Times New Roman" w:eastAsia="Times New Roman" w:hAnsi="Times New Roman"/>
+          <w:color w:val="1F1F1F"/>
+          <w:sz w:val="24"/>
+          <w:szCs w:val="24"/>
+        </w:rPr>
+        <w:t xml:space="preserve">Она задержалась. Такой паузы у неё я не знала: точные слова обычно ждали своей очереди заранее. Сейчас следующее почему-то не вышло, и я увидела, как она начинает заново.</w:t>
+      </w:r>
+    </w:p>
+    <w:p>
+      <w:pPr>
+        <w:widowControl/>
+        <w:spacing w:before="0" w:after="0" w:line="360"/>
+        <w:ind w:firstLine="709"/>
+        <w:jc w:val="both"/>
+      </w:pPr>
+      <w:r>
+        <w:rPr>
+          <w:rFonts w:ascii="Times New Roman" w:cs="Times New Roman" w:eastAsia="Times New Roman" w:hAnsi="Times New Roman"/>
+          <w:color w:val="1F1F1F"/>
+          <w:sz w:val="24"/>
+          <w:szCs w:val="24"/>
+        </w:rPr>
+        <w:t xml:space="preserve">— Ты держалась в поле пять месяцев без магии, среди людей, которые сильнее тебя во всём. Ты не сломалась, когда рядом умирали. На совещании не соврала и не сказала лишнего. И на камне… На камне ты сделала то, на что у большинства не хватает духа.</w:t>
       </w:r>
     </w:p>
     <w:p>
